--- a/User manual v1.docx
+++ b/User manual v1.docx
@@ -1,6 +1,6 @@
 
 <file path=word/document.xml><?xml version="1.0" encoding="utf-8"?>
-<w:document xmlns:wpc="http://schemas.microsoft.com/office/word/2010/wordprocessingCanvas" xmlns:cx="http://schemas.microsoft.com/office/drawing/2014/chartex" xmlns:cx1="http://schemas.microsoft.com/office/drawing/2015/9/8/chartex" xmlns:cx2="http://schemas.microsoft.com/office/drawing/2015/10/21/chartex" xmlns:cx3="http://schemas.microsoft.com/office/drawing/2016/5/9/chartex" xmlns:cx4="http://schemas.microsoft.com/office/drawing/2016/5/10/chartex" xmlns:cx5="http://schemas.microsoft.com/office/drawing/2016/5/11/chartex" xmlns:cx6="http://schemas.microsoft.com/office/drawing/2016/5/12/chartex" xmlns:cx7="http://schemas.microsoft.com/office/drawing/2016/5/13/chartex" xmlns:cx8="http://schemas.microsoft.com/office/drawing/2016/5/14/chartex" xmlns:mc="http://schemas.openxmlformats.org/markup-compatibility/2006" xmlns:aink="http://schemas.microsoft.com/office/drawing/2016/ink" xmlns:am3d="http://schemas.microsoft.com/office/drawing/2017/model3d" xmlns:o="urn:schemas-microsoft-com:office:office" xmlns:oel="http://schemas.microsoft.com/office/2019/extlst" xmlns:r="http://schemas.openxmlformats.org/officeDocument/2006/relationships" xmlns:m="http://schemas.openxmlformats.org/officeDocument/2006/math" xmlns:v="urn:schemas-microsoft-com:vml" xmlns:wp14="http://schemas.microsoft.com/office/word/2010/wordprocessingDrawing" xmlns:wp="http://schemas.openxmlformats.org/drawingml/2006/wordprocessingDrawing" xmlns:w10="urn:schemas-microsoft-com:office:word" xmlns:w="http://schemas.openxmlformats.org/wordprocessingml/2006/main" xmlns:w14="http://schemas.microsoft.com/office/word/2010/wordml" xmlns:w15="http://schemas.microsoft.com/office/word/2012/wordml" xmlns:w16cex="http://schemas.microsoft.com/office/word/2018/wordml/cex" xmlns:w16cid="http://schemas.microsoft.com/office/word/2016/wordml/cid" xmlns:w16="http://schemas.microsoft.com/office/word/2018/wordml" xmlns:w16sdtdh="http://schemas.microsoft.com/office/word/2020/wordml/sdtdatahash" xmlns:w16se="http://schemas.microsoft.com/office/word/2015/wordml/symex" xmlns:wpg="http://schemas.microsoft.com/office/word/2010/wordprocessingGroup" xmlns:wpi="http://schemas.microsoft.com/office/word/2010/wordprocessingInk" xmlns:wne="http://schemas.microsoft.com/office/word/2006/wordml" xmlns:wps="http://schemas.microsoft.com/office/word/2010/wordprocessingShape" mc:Ignorable="w14 w15 w16se w16cid w16 w16cex w16sdtdh wp14">
+<w:document xmlns:wpc="http://schemas.microsoft.com/office/word/2010/wordprocessingCanvas" xmlns:cx="http://schemas.microsoft.com/office/drawing/2014/chartex" xmlns:cx1="http://schemas.microsoft.com/office/drawing/2015/9/8/chartex" xmlns:cx2="http://schemas.microsoft.com/office/drawing/2015/10/21/chartex" xmlns:cx3="http://schemas.microsoft.com/office/drawing/2016/5/9/chartex" xmlns:cx4="http://schemas.microsoft.com/office/drawing/2016/5/10/chartex" xmlns:cx5="http://schemas.microsoft.com/office/drawing/2016/5/11/chartex" xmlns:cx6="http://schemas.microsoft.com/office/drawing/2016/5/12/chartex" xmlns:cx7="http://schemas.microsoft.com/office/drawing/2016/5/13/chartex" xmlns:cx8="http://schemas.microsoft.com/office/drawing/2016/5/14/chartex" xmlns:mc="http://schemas.openxmlformats.org/markup-compatibility/2006" xmlns:aink="http://schemas.microsoft.com/office/drawing/2016/ink" xmlns:am3d="http://schemas.microsoft.com/office/drawing/2017/model3d" xmlns:o="urn:schemas-microsoft-com:office:office" xmlns:oel="http://schemas.microsoft.com/office/2019/extlst" xmlns:r="http://schemas.openxmlformats.org/officeDocument/2006/relationships" xmlns:m="http://schemas.openxmlformats.org/officeDocument/2006/math" xmlns:v="urn:schemas-microsoft-com:vml" xmlns:wp14="http://schemas.microsoft.com/office/word/2010/wordprocessingDrawing" xmlns:wp="http://schemas.openxmlformats.org/drawingml/2006/wordprocessingDrawing" xmlns:w10="urn:schemas-microsoft-com:office:word" xmlns:w="http://schemas.openxmlformats.org/wordprocessingml/2006/main" xmlns:w14="http://schemas.microsoft.com/office/word/2010/wordml" xmlns:w15="http://schemas.microsoft.com/office/word/2012/wordml" xmlns:w16cex="http://schemas.microsoft.com/office/word/2018/wordml/cex" xmlns:w16cid="http://schemas.microsoft.com/office/word/2016/wordml/cid" xmlns:w16="http://schemas.microsoft.com/office/word/2018/wordml" xmlns:w16du="http://schemas.microsoft.com/office/word/2023/wordml/word16du" xmlns:w16sdtdh="http://schemas.microsoft.com/office/word/2020/wordml/sdtdatahash" xmlns:w16sdtfl="http://schemas.microsoft.com/office/word/2024/wordml/sdtformatlock" xmlns:w16se="http://schemas.microsoft.com/office/word/2015/wordml/symex" xmlns:wpg="http://schemas.microsoft.com/office/word/2010/wordprocessingGroup" xmlns:wpi="http://schemas.microsoft.com/office/word/2010/wordprocessingInk" xmlns:wne="http://schemas.microsoft.com/office/word/2006/wordml" xmlns:wps="http://schemas.microsoft.com/office/word/2010/wordprocessingShape" mc:Ignorable="w14 w15 w16se w16cid w16 w16cex w16sdtdh w16sdtfl w16du wp14">
   <w:body>
     <w:p>
       <w:pPr>
@@ -163,9 +163,21 @@
         <w:p>
           <w:pPr>
             <w:pStyle w:val="TOCHeading"/>
+            <w:rPr>
+              <w:lang w:val="en-US"/>
+            </w:rPr>
           </w:pPr>
           <w:r>
-            <w:t>Inhoud</w:t>
+            <w:rPr>
+              <w:lang w:val="en-US"/>
+            </w:rPr>
+            <w:t>C</w:t>
+          </w:r>
+          <w:r>
+            <w:rPr>
+              <w:lang w:val="en-US"/>
+            </w:rPr>
+            <w:t>ontent</w:t>
           </w:r>
         </w:p>
         <w:p>
@@ -898,58 +910,432 @@
         </w:rPr>
         <w:t xml:space="preserve">the </w:t>
       </w:r>
+      <w:r>
+        <w:rPr>
+          <w:lang w:val="en-US"/>
+        </w:rPr>
+        <w:t>M</w:t>
+      </w:r>
+      <w:r>
+        <w:rPr>
+          <w:lang w:val="en-US"/>
+        </w:rPr>
+        <w:t>atchY</w:t>
+      </w:r>
+      <w:bookmarkEnd w:id="0"/>
+      <w:r>
+        <w:rPr>
+          <w:lang w:val="en-US"/>
+        </w:rPr>
+        <w:t xml:space="preserve"> GUI</w:t>
+      </w:r>
+    </w:p>
+    <w:p>
+      <w:pPr>
+        <w:rPr>
+          <w:rFonts w:ascii="Gill Sans Nova" w:hAnsi="Gill Sans Nova"/>
+          <w:lang w:val="en-US"/>
+        </w:rPr>
+      </w:pPr>
+      <w:r>
+        <w:rPr>
+          <w:rFonts w:ascii="Gill Sans Nova" w:hAnsi="Gill Sans Nova"/>
+          <w:lang w:val="en-US"/>
+        </w:rPr>
+        <w:t xml:space="preserve">Open the </w:t>
+      </w:r>
+      <w:r>
+        <w:rPr>
+          <w:rFonts w:ascii="Gill Sans Nova" w:hAnsi="Gill Sans Nova"/>
+          <w:lang w:val="en-US"/>
+        </w:rPr>
+        <w:t>M</w:t>
+      </w:r>
+      <w:r>
+        <w:rPr>
+          <w:rFonts w:ascii="Gill Sans Nova" w:hAnsi="Gill Sans Nova"/>
+          <w:lang w:val="en-US"/>
+        </w:rPr>
+        <w:t>atchY software via your local browser (default: localhost:8501). Check the installation manual for details, or ask your system administrator.</w:t>
+      </w:r>
+    </w:p>
+    <w:p>
+      <w:pPr>
+        <w:pStyle w:val="Heading2"/>
+        <w:rPr>
+          <w:lang w:val="en-US"/>
+        </w:rPr>
+      </w:pPr>
+      <w:r>
+        <w:rPr>
+          <w:lang w:val="en-US"/>
+        </w:rPr>
+        <w:t>Marker sets</w:t>
+      </w:r>
+    </w:p>
+    <w:p>
+      <w:pPr>
+        <w:rPr>
+          <w:lang w:val="en-US"/>
+        </w:rPr>
+      </w:pPr>
+      <w:r>
+        <w:rPr>
+          <w:lang w:val="en-US"/>
+        </w:rPr>
+        <w:t xml:space="preserve">Before you start setting up your simulation, it is best to first start by setting up your marker sets. Go to </w:t>
+      </w:r>
+      <w:r>
+        <w:rPr>
+          <w:b/>
+          <w:bCs/>
+          <w:lang w:val="en-US"/>
+        </w:rPr>
+        <w:t>Marker sets</w:t>
+      </w:r>
+      <w:r>
+        <w:rPr>
+          <w:lang w:val="en-US"/>
+        </w:rPr>
+        <w:t xml:space="preserve"> in the main menu.</w:t>
+      </w:r>
+    </w:p>
+    <w:p>
+      <w:pPr>
+        <w:rPr>
+          <w:lang w:val="en-US"/>
+        </w:rPr>
+      </w:pPr>
+      <w:r>
+        <w:rPr>
+          <w:noProof/>
+        </w:rPr>
+        <w:lastRenderedPageBreak/>
+        <w:drawing>
+          <wp:inline distT="0" distB="0" distL="0" distR="0" wp14:anchorId="6324288B" wp14:editId="4A55D663">
+            <wp:extent cx="5731510" cy="3580130"/>
+            <wp:effectExtent l="0" t="0" r="2540" b="1270"/>
+            <wp:docPr id="1942116989" name="Picture 1"/>
+            <wp:cNvGraphicFramePr>
+              <a:graphicFrameLocks xmlns:a="http://schemas.openxmlformats.org/drawingml/2006/main" noChangeAspect="1"/>
+            </wp:cNvGraphicFramePr>
+            <a:graphic xmlns:a="http://schemas.openxmlformats.org/drawingml/2006/main">
+              <a:graphicData uri="http://schemas.openxmlformats.org/drawingml/2006/picture">
+                <pic:pic xmlns:pic="http://schemas.openxmlformats.org/drawingml/2006/picture">
+                  <pic:nvPicPr>
+                    <pic:cNvPr id="1942116989" name=""/>
+                    <pic:cNvPicPr/>
+                  </pic:nvPicPr>
+                  <pic:blipFill>
+                    <a:blip r:embed="rId7"/>
+                    <a:stretch>
+                      <a:fillRect/>
+                    </a:stretch>
+                  </pic:blipFill>
+                  <pic:spPr>
+                    <a:xfrm>
+                      <a:off x="0" y="0"/>
+                      <a:ext cx="5731510" cy="3580130"/>
+                    </a:xfrm>
+                    <a:prstGeom prst="rect">
+                      <a:avLst/>
+                    </a:prstGeom>
+                  </pic:spPr>
+                </pic:pic>
+              </a:graphicData>
+            </a:graphic>
+          </wp:inline>
+        </w:drawing>
+      </w:r>
+    </w:p>
+    <w:p>
+      <w:pPr>
+        <w:rPr>
+          <w:lang w:val="en-US"/>
+        </w:rPr>
+      </w:pPr>
+      <w:r>
+        <w:rPr>
+          <w:lang w:val="en-US"/>
+        </w:rPr>
+        <w:t xml:space="preserve">By default, the markers and mutation rate of </w:t>
+      </w:r>
       <w:proofErr w:type="spellStart"/>
       <w:r>
         <w:rPr>
           <w:lang w:val="en-US"/>
         </w:rPr>
-        <w:t>matchY</w:t>
-      </w:r>
-      <w:bookmarkEnd w:id="0"/>
+        <w:t>RMplex</w:t>
+      </w:r>
       <w:proofErr w:type="spellEnd"/>
       <w:r>
         <w:rPr>
           <w:lang w:val="en-US"/>
         </w:rPr>
-        <w:t xml:space="preserve"> GUI</w:t>
-      </w:r>
-    </w:p>
-    <w:p>
-      <w:pPr>
-        <w:rPr>
-          <w:rFonts w:ascii="Gill Sans Nova" w:hAnsi="Gill Sans Nova"/>
-          <w:lang w:val="en-US"/>
-        </w:rPr>
-      </w:pPr>
-      <w:r>
-        <w:rPr>
-          <w:rFonts w:ascii="Gill Sans Nova" w:hAnsi="Gill Sans Nova"/>
-          <w:lang w:val="en-US"/>
-        </w:rPr>
-        <w:t xml:space="preserve">Open the </w:t>
+        <w:t xml:space="preserve">, </w:t>
       </w:r>
       <w:proofErr w:type="spellStart"/>
       <w:r>
         <w:rPr>
-          <w:rFonts w:ascii="Gill Sans Nova" w:hAnsi="Gill Sans Nova"/>
-          <w:lang w:val="en-US"/>
-        </w:rPr>
-        <w:t>matchY</w:t>
+          <w:lang w:val="en-US"/>
+        </w:rPr>
+        <w:t>Yfiler</w:t>
       </w:r>
       <w:proofErr w:type="spellEnd"/>
       <w:r>
         <w:rPr>
-          <w:rFonts w:ascii="Gill Sans Nova" w:hAnsi="Gill Sans Nova"/>
-          <w:lang w:val="en-US"/>
-        </w:rPr>
-        <w:t xml:space="preserve"> software via your local browser (default: localhost:8501). Check the installation manual for details, or ask your system administrator.</w:t>
-      </w:r>
-    </w:p>
-    <w:p>
-      <w:pPr>
-        <w:rPr>
-          <w:rFonts w:ascii="Gill Sans Nova" w:hAnsi="Gill Sans Nova"/>
-          <w:u w:val="single"/>
+          <w:lang w:val="en-US"/>
+        </w:rPr>
+        <w:t xml:space="preserve"> Plus and </w:t>
+      </w:r>
+      <w:proofErr w:type="spellStart"/>
+      <w:r>
+        <w:rPr>
+          <w:lang w:val="en-US"/>
+        </w:rPr>
+        <w:t>PowerPlex</w:t>
+      </w:r>
+      <w:proofErr w:type="spellEnd"/>
+      <w:r>
+        <w:rPr>
+          <w:lang w:val="en-US"/>
+        </w:rPr>
+        <w:t xml:space="preserve"> Y23 are included. You can change the name or mutation rate of markers by double clicking on the value. Remember to click </w:t>
+      </w:r>
+      <w:r>
+        <w:rPr>
+          <w:b/>
+          <w:bCs/>
+          <w:lang w:val="en-US"/>
+        </w:rPr>
+        <w:t>Save changes</w:t>
+      </w:r>
+      <w:r>
+        <w:rPr>
+          <w:lang w:val="en-US"/>
+        </w:rPr>
+        <w:t>.</w:t>
+      </w:r>
+      <w:r>
+        <w:rPr>
+          <w:lang w:val="en-US"/>
+        </w:rPr>
+        <w:t xml:space="preserve"> Empty rows will be removed from the table.</w:t>
+      </w:r>
+      <w:r>
+        <w:rPr>
+          <w:lang w:val="en-US"/>
+        </w:rPr>
+        <w:t xml:space="preserve"> You can also enter new markers with their corresponding mutation rate. The new marker will be added at the bottom of the list of markers. When you click </w:t>
+      </w:r>
+      <w:r>
+        <w:rPr>
+          <w:b/>
+          <w:bCs/>
+          <w:lang w:val="en-US"/>
+        </w:rPr>
+        <w:t>Reset mutation rates to default</w:t>
+      </w:r>
+      <w:r>
+        <w:rPr>
+          <w:lang w:val="en-US"/>
+        </w:rPr>
+        <w:t>, all custom markers will be deleted.</w:t>
+      </w:r>
+    </w:p>
+    <w:p>
+      <w:pPr>
+        <w:rPr>
+          <w:lang w:val="en-US"/>
+        </w:rPr>
+      </w:pPr>
+      <w:r>
+        <w:rPr>
+          <w:noProof/>
+        </w:rPr>
+        <w:drawing>
+          <wp:inline distT="0" distB="0" distL="0" distR="0" wp14:anchorId="50F6A71D" wp14:editId="36ABC496">
+            <wp:extent cx="5731510" cy="3582035"/>
+            <wp:effectExtent l="0" t="0" r="2540" b="0"/>
+            <wp:docPr id="1064931305" name="Picture 1"/>
+            <wp:cNvGraphicFramePr>
+              <a:graphicFrameLocks xmlns:a="http://schemas.openxmlformats.org/drawingml/2006/main" noChangeAspect="1"/>
+            </wp:cNvGraphicFramePr>
+            <a:graphic xmlns:a="http://schemas.openxmlformats.org/drawingml/2006/main">
+              <a:graphicData uri="http://schemas.openxmlformats.org/drawingml/2006/picture">
+                <pic:pic xmlns:pic="http://schemas.openxmlformats.org/drawingml/2006/picture">
+                  <pic:nvPicPr>
+                    <pic:cNvPr id="1064931305" name=""/>
+                    <pic:cNvPicPr/>
+                  </pic:nvPicPr>
+                  <pic:blipFill>
+                    <a:blip r:embed="rId8"/>
+                    <a:stretch>
+                      <a:fillRect/>
+                    </a:stretch>
+                  </pic:blipFill>
+                  <pic:spPr>
+                    <a:xfrm>
+                      <a:off x="0" y="0"/>
+                      <a:ext cx="5731510" cy="3582035"/>
+                    </a:xfrm>
+                    <a:prstGeom prst="rect">
+                      <a:avLst/>
+                    </a:prstGeom>
+                  </pic:spPr>
+                </pic:pic>
+              </a:graphicData>
+            </a:graphic>
+          </wp:inline>
+        </w:drawing>
+      </w:r>
+    </w:p>
+    <w:p>
+      <w:pPr>
+        <w:rPr>
+          <w:lang w:val="en-US"/>
+        </w:rPr>
+      </w:pPr>
+      <w:r>
+        <w:rPr>
+          <w:lang w:val="en-US"/>
+        </w:rPr>
+        <w:lastRenderedPageBreak/>
+        <w:t xml:space="preserve">Next, you can change and add marker sets (i.e. marker kits). By default </w:t>
+      </w:r>
+      <w:proofErr w:type="spellStart"/>
+      <w:r>
+        <w:rPr>
+          <w:lang w:val="en-US"/>
+        </w:rPr>
+        <w:t>RMplex</w:t>
+      </w:r>
+      <w:proofErr w:type="spellEnd"/>
+      <w:r>
+        <w:rPr>
+          <w:lang w:val="en-US"/>
+        </w:rPr>
+        <w:t xml:space="preserve">, </w:t>
+      </w:r>
+      <w:proofErr w:type="spellStart"/>
+      <w:r>
+        <w:rPr>
+          <w:lang w:val="en-US"/>
+        </w:rPr>
+        <w:t>Yfiler</w:t>
+      </w:r>
+      <w:proofErr w:type="spellEnd"/>
+      <w:r>
+        <w:rPr>
+          <w:lang w:val="en-US"/>
+        </w:rPr>
+        <w:t xml:space="preserve"> Plus and </w:t>
+      </w:r>
+      <w:proofErr w:type="spellStart"/>
+      <w:r>
+        <w:rPr>
+          <w:lang w:val="en-US"/>
+        </w:rPr>
+        <w:t>PowerPlex</w:t>
+      </w:r>
+      <w:proofErr w:type="spellEnd"/>
+      <w:r>
+        <w:rPr>
+          <w:lang w:val="en-US"/>
+        </w:rPr>
+        <w:t xml:space="preserve"> Y23 and the combined set are available. Markers can be added or removed from existing sets, or a new set can be created. </w:t>
+      </w:r>
+      <w:r>
+        <w:rPr>
+          <w:lang w:val="en-US"/>
+        </w:rPr>
+        <w:t xml:space="preserve">To create a new set under </w:t>
+      </w:r>
+      <w:r>
+        <w:rPr>
+          <w:b/>
+          <w:bCs/>
+          <w:lang w:val="en-US"/>
+        </w:rPr>
+        <w:t>Select a kit</w:t>
+      </w:r>
+      <w:r>
+        <w:rPr>
+          <w:lang w:val="en-US"/>
+        </w:rPr>
+        <w:t xml:space="preserve"> select </w:t>
+      </w:r>
+      <w:r>
+        <w:rPr>
+          <w:b/>
+          <w:bCs/>
+          <w:lang w:val="en-US"/>
+        </w:rPr>
+        <w:t>Add new kit</w:t>
+      </w:r>
+      <w:r>
+        <w:rPr>
+          <w:lang w:val="en-US"/>
+        </w:rPr>
+        <w:t>. Enter a name for the new kit and select the markers from the drop-down list. You can just start typing the marker name to easily filter the drop-down list. The overall mutation rate of the marker set is given: the probability that at least on of the markers in the marker set mutated in a father-son pair.</w:t>
+      </w:r>
+      <w:r>
+        <w:rPr>
+          <w:lang w:val="en-US"/>
+        </w:rPr>
+        <w:t xml:space="preserve"> When you click Reset marker sets to default all custom changes and additions will be removed!</w:t>
+      </w:r>
+    </w:p>
+    <w:p>
+      <w:pPr>
+        <w:rPr>
+          <w:lang w:val="en-US"/>
+        </w:rPr>
+      </w:pPr>
+      <w:r>
+        <w:rPr>
+          <w:noProof/>
+        </w:rPr>
+        <w:drawing>
+          <wp:inline distT="0" distB="0" distL="0" distR="0" wp14:anchorId="776B4BA8" wp14:editId="45E2E43C">
+            <wp:extent cx="5731510" cy="3582035"/>
+            <wp:effectExtent l="0" t="0" r="2540" b="0"/>
+            <wp:docPr id="306454864" name="Picture 1"/>
+            <wp:cNvGraphicFramePr>
+              <a:graphicFrameLocks xmlns:a="http://schemas.openxmlformats.org/drawingml/2006/main" noChangeAspect="1"/>
+            </wp:cNvGraphicFramePr>
+            <a:graphic xmlns:a="http://schemas.openxmlformats.org/drawingml/2006/main">
+              <a:graphicData uri="http://schemas.openxmlformats.org/drawingml/2006/picture">
+                <pic:pic xmlns:pic="http://schemas.openxmlformats.org/drawingml/2006/picture">
+                  <pic:nvPicPr>
+                    <pic:cNvPr id="306454864" name=""/>
+                    <pic:cNvPicPr/>
+                  </pic:nvPicPr>
+                  <pic:blipFill>
+                    <a:blip r:embed="rId9"/>
+                    <a:stretch>
+                      <a:fillRect/>
+                    </a:stretch>
+                  </pic:blipFill>
+                  <pic:spPr>
+                    <a:xfrm>
+                      <a:off x="0" y="0"/>
+                      <a:ext cx="5731510" cy="3582035"/>
+                    </a:xfrm>
+                    <a:prstGeom prst="rect">
+                      <a:avLst/>
+                    </a:prstGeom>
+                  </pic:spPr>
+                </pic:pic>
+              </a:graphicData>
+            </a:graphic>
+          </wp:inline>
+        </w:drawing>
+      </w:r>
+    </w:p>
+    <w:p>
+      <w:pPr>
+        <w:rPr>
           <w:lang w:val="en-US"/>
         </w:rPr>
       </w:pPr>
@@ -961,12 +1347,223 @@
           <w:lang w:val="en-US"/>
         </w:rPr>
       </w:pPr>
+      <w:r>
+        <w:rPr>
+          <w:lang w:val="en-US"/>
+        </w:rPr>
+        <w:t>Create a pedigree</w:t>
+      </w:r>
+    </w:p>
+    <w:p>
+      <w:pPr>
+        <w:rPr>
+          <w:lang w:val="en-US"/>
+        </w:rPr>
+      </w:pPr>
+      <w:r>
+        <w:rPr>
+          <w:lang w:val="en-US"/>
+        </w:rPr>
+        <w:t xml:space="preserve">After you have set up the correct marker sets and mutation rates, you can start building your pedigree. Go to </w:t>
+      </w:r>
+      <w:r>
+        <w:rPr>
+          <w:b/>
+          <w:bCs/>
+          <w:lang w:val="en-US"/>
+        </w:rPr>
+        <w:t>Pedigree builder</w:t>
+      </w:r>
+      <w:r>
+        <w:rPr>
+          <w:lang w:val="en-US"/>
+        </w:rPr>
+        <w:t xml:space="preserve"> in the menu. From the sidebar you can now start adding new individuals. Start with the oldest common ancestor and work your way down the pedigree. The reason for this is that for the next individual you add you will need to specify his father – so the father must already exist then.</w:t>
+      </w:r>
+    </w:p>
+    <w:p>
+      <w:pPr>
+        <w:rPr>
+          <w:lang w:val="en-US"/>
+        </w:rPr>
+      </w:pPr>
+      <w:r>
+        <w:rPr>
+          <w:lang w:val="en-US"/>
+        </w:rPr>
+        <w:t xml:space="preserve">After adding a new individual the selected father is automatically updated to the last added individual. Remember to each time select the correct father when adding a new individual. The name of each individual must be unique. If you want to remove an individual from the pedigree select that individual from the drop-down list and click </w:t>
+      </w:r>
+      <w:r>
+        <w:rPr>
+          <w:b/>
+          <w:bCs/>
+          <w:lang w:val="en-US"/>
+        </w:rPr>
+        <w:t>Remove individual(s)</w:t>
+      </w:r>
+      <w:r>
+        <w:rPr>
+          <w:lang w:val="en-US"/>
+        </w:rPr>
+        <w:t xml:space="preserve">. Please note that all descendants of this individual will also be removed from the pedigree! Remember to download the pedigree if you want to use it </w:t>
+      </w:r>
+      <w:r>
+        <w:rPr>
+          <w:lang w:val="en-US"/>
+        </w:rPr>
+        <w:lastRenderedPageBreak/>
+        <w:t xml:space="preserve">for future references. If you click </w:t>
+      </w:r>
+      <w:r>
+        <w:rPr>
+          <w:b/>
+          <w:bCs/>
+          <w:lang w:val="en-US"/>
+        </w:rPr>
+        <w:t>Download pedigree</w:t>
+      </w:r>
+      <w:r>
+        <w:rPr>
+          <w:lang w:val="en-US"/>
+        </w:rPr>
+        <w:t xml:space="preserve"> a TGF-file of the pedigree will be downloaded.</w:t>
+      </w:r>
+    </w:p>
+    <w:p>
+      <w:pPr>
+        <w:rPr>
+          <w:lang w:val="en-US"/>
+        </w:rPr>
+      </w:pPr>
+      <w:r>
+        <w:rPr>
+          <w:noProof/>
+        </w:rPr>
+        <w:drawing>
+          <wp:inline distT="0" distB="0" distL="0" distR="0" wp14:anchorId="48499C1B" wp14:editId="3A8C9492">
+            <wp:extent cx="5731510" cy="3582035"/>
+            <wp:effectExtent l="0" t="0" r="2540" b="0"/>
+            <wp:docPr id="835555111" name="Picture 1" descr="A screenshot of a computer&#10;&#10;AI-generated content may be incorrect."/>
+            <wp:cNvGraphicFramePr>
+              <a:graphicFrameLocks xmlns:a="http://schemas.openxmlformats.org/drawingml/2006/main" noChangeAspect="1"/>
+            </wp:cNvGraphicFramePr>
+            <a:graphic xmlns:a="http://schemas.openxmlformats.org/drawingml/2006/main">
+              <a:graphicData uri="http://schemas.openxmlformats.org/drawingml/2006/picture">
+                <pic:pic xmlns:pic="http://schemas.openxmlformats.org/drawingml/2006/picture">
+                  <pic:nvPicPr>
+                    <pic:cNvPr id="835555111" name="Picture 1" descr="A screenshot of a computer&#10;&#10;AI-generated content may be incorrect."/>
+                    <pic:cNvPicPr/>
+                  </pic:nvPicPr>
+                  <pic:blipFill>
+                    <a:blip r:embed="rId10"/>
+                    <a:stretch>
+                      <a:fillRect/>
+                    </a:stretch>
+                  </pic:blipFill>
+                  <pic:spPr>
+                    <a:xfrm>
+                      <a:off x="0" y="0"/>
+                      <a:ext cx="5731510" cy="3582035"/>
+                    </a:xfrm>
+                    <a:prstGeom prst="rect">
+                      <a:avLst/>
+                    </a:prstGeom>
+                  </pic:spPr>
+                </pic:pic>
+              </a:graphicData>
+            </a:graphic>
+          </wp:inline>
+        </w:drawing>
+      </w:r>
+    </w:p>
+    <w:p>
+      <w:pPr>
+        <w:pStyle w:val="Heading2"/>
+        <w:rPr>
+          <w:lang w:val="en-US"/>
+        </w:rPr>
+      </w:pPr>
+      <w:r>
+        <w:rPr>
+          <w:lang w:val="en-US"/>
+        </w:rPr>
+        <w:t>Setting the known haplotypes</w:t>
+      </w:r>
+    </w:p>
+    <w:p>
+      <w:pPr>
+        <w:rPr>
+          <w:lang w:val="en-US"/>
+        </w:rPr>
+      </w:pPr>
+      <w:r>
+        <w:rPr>
+          <w:lang w:val="en-US"/>
+        </w:rPr>
+        <w:t xml:space="preserve">After setting up your pedigree it is time to enter the haplotypes of known individuals. The simulation will require at least one known haplotype (that of the suspect), but any number of individuals in the pedigree can be given a known haplotype. Go to </w:t>
+      </w:r>
+      <w:r>
+        <w:rPr>
+          <w:b/>
+          <w:bCs/>
+          <w:lang w:val="en-US"/>
+        </w:rPr>
+        <w:t xml:space="preserve">Haplotypes editor </w:t>
+      </w:r>
+      <w:r>
+        <w:rPr>
+          <w:lang w:val="en-US"/>
+        </w:rPr>
+        <w:t>in the menu. Select the correct marker set from the drop-down list. A table is shown with all markers from the selected marker set. You can now add individuals from your pedigree to the table and enter their haplotypes. (Note that your can also use the Haplotype editor when you don’t have a pedigree loaded. This is not recommended, since the simulation will require strictly matching identifiers for individuals in the pedigree and the haplotypes file).</w:t>
+      </w:r>
+    </w:p>
+    <w:p>
+      <w:pPr>
+        <w:rPr>
+          <w:lang w:val="en-US"/>
+        </w:rPr>
+      </w:pPr>
+      <w:r>
+        <w:rPr>
+          <w:lang w:val="en-US"/>
+        </w:rPr>
+        <w:t>If you select an individual from the drop-down list</w:t>
+      </w:r>
+      <w:r>
+        <w:rPr>
+          <w:lang w:val="en-US"/>
+        </w:rPr>
+        <w:t xml:space="preserve"> you can either choose </w:t>
+      </w:r>
+    </w:p>
+    <w:p>
+      <w:pPr>
+        <w:pStyle w:val="Heading2"/>
+        <w:rPr>
+          <w:lang w:val="en-US"/>
+        </w:rPr>
+      </w:pPr>
       <w:bookmarkStart w:id="1" w:name="_Toc194933516"/>
+    </w:p>
+    <w:p>
+      <w:pPr>
+        <w:pStyle w:val="Heading2"/>
+        <w:rPr>
+          <w:lang w:val="en-US"/>
+        </w:rPr>
+      </w:pPr>
+    </w:p>
+    <w:p>
+      <w:pPr>
+        <w:pStyle w:val="Heading2"/>
+        <w:rPr>
+          <w:lang w:val="en-US"/>
+        </w:rPr>
+      </w:pPr>
       <w:r>
         <w:rPr>
           <w:noProof/>
         </w:rPr>
-        <w:lastRenderedPageBreak/>
         <w:drawing>
           <wp:anchor distT="0" distB="0" distL="114300" distR="114300" simplePos="0" relativeHeight="251658240" behindDoc="1" locked="0" layoutInCell="1" allowOverlap="1" wp14:anchorId="3F4F3257" wp14:editId="3757B955">
             <wp:simplePos x="0" y="0"/>
@@ -999,7 +1596,7 @@
                     <pic:cNvPicPr/>
                   </pic:nvPicPr>
                   <pic:blipFill>
-                    <a:blip r:embed="rId7">
+                    <a:blip r:embed="rId11">
                       <a:extLst>
                         <a:ext uri="{28A0092B-C50C-407E-A947-70E740481C1C}">
                           <a14:useLocalDpi xmlns:a14="http://schemas.microsoft.com/office/drawing/2010/main" val="0"/>
@@ -1357,6 +1954,7 @@
           <w:bCs/>
           <w:lang w:val="en-US"/>
         </w:rPr>
+        <w:lastRenderedPageBreak/>
         <w:t>Red</w:t>
       </w:r>
       <w:r>
@@ -1435,7 +2033,6 @@
           <w:bCs/>
           <w:lang w:val="en-US"/>
         </w:rPr>
-        <w:lastRenderedPageBreak/>
         <w:t>Dark grey</w:t>
       </w:r>
       <w:r>
@@ -1743,6 +2340,7 @@
         <w:rPr>
           <w:lang w:val="en-US"/>
         </w:rPr>
+        <w:lastRenderedPageBreak/>
         <w:t>If you want to remove an individual be careful when to remove individuals that have sons – once you remove the father, the sons will become loose individuals. If you want to remove a father, you will first need to manually remove all sons.</w:t>
       </w:r>
     </w:p>
@@ -1761,7 +2359,6 @@
         <w:rPr>
           <w:lang w:val="en-US"/>
         </w:rPr>
-        <w:lastRenderedPageBreak/>
         <w:t>Download your pedigree and save it somewhere on your computer so you can use it later in the simulation.</w:t>
       </w:r>
     </w:p>
@@ -1793,7 +2390,7 @@
                     <pic:cNvPicPr/>
                   </pic:nvPicPr>
                   <pic:blipFill>
-                    <a:blip r:embed="rId8">
+                    <a:blip r:embed="rId12">
                       <a:extLst>
                         <a:ext uri="{28A0092B-C50C-407E-A947-70E740481C1C}">
                           <a14:useLocalDpi xmlns:a14="http://schemas.microsoft.com/office/drawing/2010/main" val="0"/>
@@ -1887,6 +2484,7 @@
         <w:rPr>
           <w:lang w:val="en-US"/>
         </w:rPr>
+        <w:lastRenderedPageBreak/>
         <w:t>S</w:t>
       </w:r>
       <w:r>
@@ -1928,57 +2526,239 @@
         <w:rPr>
           <w:lang w:val="en-US"/>
         </w:rPr>
+        <w:t>E</w:t>
+      </w:r>
+      <w:r>
+        <w:rPr>
+          <w:lang w:val="en-US"/>
+        </w:rPr>
+        <w:t>xcluded individuals:</w:t>
+      </w:r>
+      <w:bookmarkEnd w:id="8"/>
+    </w:p>
+    <w:p>
+      <w:pPr>
+        <w:rPr>
+          <w:lang w:val="en-US"/>
+        </w:rPr>
+      </w:pPr>
+      <w:r>
+        <w:rPr>
+          <w:lang w:val="en-US"/>
+        </w:rPr>
+        <w:t xml:space="preserve">You can exclude individuals from the calculation (for instance individuals that are excluded based on </w:t>
+      </w:r>
+      <w:r>
+        <w:rPr>
+          <w:lang w:val="en-US"/>
+        </w:rPr>
+        <w:t>police intelligence). Enter the unique identifiers of individuals that need to be excluded.</w:t>
+      </w:r>
+      <w:r>
+        <w:rPr>
+          <w:lang w:val="en-US"/>
+        </w:rPr>
+        <w:t xml:space="preserve"> This can be either individuals with known or unknown haplotypes.</w:t>
+      </w:r>
+    </w:p>
+    <w:p>
+      <w:pPr>
+        <w:pStyle w:val="Heading3"/>
+        <w:rPr>
+          <w:lang w:val="en-US"/>
+        </w:rPr>
+      </w:pPr>
+      <w:bookmarkStart w:id="9" w:name="_Toc194933524"/>
+      <w:r>
+        <w:rPr>
+          <w:lang w:val="en-US"/>
+        </w:rPr>
+        <w:t>Set simulation parameters:</w:t>
+      </w:r>
+      <w:bookmarkEnd w:id="9"/>
+    </w:p>
+    <w:p>
+      <w:pPr>
+        <w:pStyle w:val="Heading4"/>
+        <w:rPr>
+          <w:lang w:val="en-US"/>
+        </w:rPr>
+      </w:pPr>
+      <w:r>
+        <w:rPr>
+          <w:lang w:val="en-US"/>
+        </w:rPr>
+        <w:t>Number of iterations</w:t>
+      </w:r>
+      <w:r>
+        <w:rPr>
+          <w:lang w:val="en-US"/>
+        </w:rPr>
+        <w:t>:</w:t>
+      </w:r>
+    </w:p>
+    <w:p>
+      <w:pPr>
+        <w:rPr>
+          <w:lang w:val="en-US"/>
+        </w:rPr>
+      </w:pPr>
+      <w:r>
+        <w:rPr>
+          <w:lang w:val="en-US"/>
+        </w:rPr>
+        <w:t>The number of iterations is the maximum number of iterations that the simulation is allowed to use. The simulation will, however, terminate earlier if the match probabilities are stabilizing. If the maximum number of iterations is reaches, a warning message will appear, indicating that the simulation might need more iterations to stabilize.</w:t>
+      </w:r>
+    </w:p>
+    <w:p>
+      <w:pPr>
+        <w:pStyle w:val="Heading4"/>
+        <w:rPr>
+          <w:lang w:val="en-US"/>
+        </w:rPr>
+      </w:pPr>
+      <w:r>
+        <w:rPr>
+          <w:lang w:val="en-US"/>
+        </w:rPr>
+        <w:t>Random seed:</w:t>
+      </w:r>
+    </w:p>
+    <w:p>
+      <w:pPr>
+        <w:rPr>
+          <w:lang w:val="en-US"/>
+        </w:rPr>
+      </w:pPr>
+      <w:r>
+        <w:rPr>
+          <w:lang w:val="en-US"/>
+        </w:rPr>
+        <w:t>Random seed is used to reproduce the same results when running the simulation multiple times. When you run the simulation again with the same settings and the same random seed, the exact same results should appear.</w:t>
+      </w:r>
+    </w:p>
+    <w:p>
+      <w:pPr>
+        <w:pStyle w:val="Heading4"/>
+        <w:rPr>
+          <w:lang w:val="en-US"/>
+        </w:rPr>
+      </w:pPr>
+      <w:r>
+        <w:rPr>
+          <w:lang w:val="en-US"/>
+        </w:rPr>
+        <w:t>Two-step mutation factor:</w:t>
+      </w:r>
+    </w:p>
+    <w:p>
+      <w:pPr>
+        <w:rPr>
+          <w:lang w:val="en-US"/>
+        </w:rPr>
+      </w:pPr>
+      <w:r>
+        <w:rPr>
+          <w:lang w:val="en-US"/>
+        </w:rPr>
+        <w:t xml:space="preserve">The two-step mutation factor is the factor by which the mutation rate is multiplied for two-step mutations. When this is set to 0, only single-step mutations are used in the simulation. If a two-step mutation is encountered in the pedigree (based on known haplotypes), the pedigree is considered impossible. For now, only two-step mutations are possible, multi-step mutations are not yet possible in this version of </w:t>
+      </w:r>
+      <w:proofErr w:type="spellStart"/>
+      <w:r>
+        <w:rPr>
+          <w:lang w:val="en-US"/>
+        </w:rPr>
+        <w:t>matchY</w:t>
+      </w:r>
+      <w:proofErr w:type="spellEnd"/>
+      <w:r>
+        <w:rPr>
+          <w:lang w:val="en-US"/>
+        </w:rPr>
+        <w:t>.</w:t>
+      </w:r>
+    </w:p>
+    <w:p>
+      <w:pPr>
+        <w:pStyle w:val="Heading4"/>
+        <w:rPr>
+          <w:lang w:val="en-US"/>
+        </w:rPr>
+      </w:pPr>
+      <w:r>
+        <w:rPr>
+          <w:lang w:val="en-US"/>
+        </w:rPr>
+        <w:t>Stability window:</w:t>
+      </w:r>
+    </w:p>
+    <w:p>
+      <w:pPr>
+        <w:rPr>
+          <w:lang w:val="en-US"/>
+        </w:rPr>
+      </w:pPr>
+      <w:r>
+        <w:rPr>
+          <w:lang w:val="en-US"/>
+        </w:rPr>
+        <w:t>The simulation will terminate earlier than the specified max number of iterations when the results stabilize over time. The stability window is the number of iterations the result need to be stable before terminating the simulation. When the model is invalid, it is likely that the simulation has reached a local optimum, and it is advised to increase the stability window.</w:t>
+      </w:r>
+    </w:p>
+    <w:p>
+      <w:pPr>
+        <w:pStyle w:val="Heading4"/>
+        <w:rPr>
+          <w:lang w:val="en-US"/>
+        </w:rPr>
+      </w:pPr>
+      <w:r>
+        <w:rPr>
+          <w:lang w:val="en-US"/>
+        </w:rPr>
+        <w:t>Stability threshold:</w:t>
+      </w:r>
+    </w:p>
+    <w:p>
+      <w:pPr>
+        <w:rPr>
+          <w:lang w:val="en-US"/>
+        </w:rPr>
+      </w:pPr>
+      <w:r>
+        <w:rPr>
+          <w:lang w:val="en-US"/>
+        </w:rPr>
+        <w:t>The stability threshold is the maximum allowed relative change between consecutive probabilities. When the model is invalid, it is advised to decrease the stability threshold.</w:t>
+      </w:r>
+    </w:p>
+    <w:p>
+      <w:pPr>
+        <w:pStyle w:val="Heading4"/>
+        <w:rPr>
+          <w:lang w:val="en-US"/>
+        </w:rPr>
+      </w:pPr>
+      <w:r>
+        <w:rPr>
+          <w:lang w:val="en-US"/>
+        </w:rPr>
         <w:lastRenderedPageBreak/>
-        <w:t>E</w:t>
-      </w:r>
-      <w:r>
-        <w:rPr>
-          <w:lang w:val="en-US"/>
-        </w:rPr>
-        <w:t>xcluded individuals:</w:t>
-      </w:r>
-      <w:bookmarkEnd w:id="8"/>
-    </w:p>
-    <w:p>
-      <w:pPr>
-        <w:rPr>
-          <w:lang w:val="en-US"/>
-        </w:rPr>
-      </w:pPr>
-      <w:r>
-        <w:rPr>
-          <w:lang w:val="en-US"/>
-        </w:rPr>
-        <w:t xml:space="preserve">You can exclude individuals from the calculation (for instance individuals that are excluded based on </w:t>
-      </w:r>
-      <w:r>
-        <w:rPr>
-          <w:lang w:val="en-US"/>
-        </w:rPr>
-        <w:t>police intelligence). Enter the unique identifiers of individuals that need to be excluded.</w:t>
-      </w:r>
-      <w:r>
-        <w:rPr>
-          <w:lang w:val="en-US"/>
-        </w:rPr>
-        <w:t xml:space="preserve"> This can be either individuals with known or unknown haplotypes.</w:t>
-      </w:r>
-    </w:p>
-    <w:p>
-      <w:pPr>
-        <w:pStyle w:val="Heading3"/>
-        <w:rPr>
-          <w:lang w:val="en-US"/>
-        </w:rPr>
-      </w:pPr>
-      <w:bookmarkStart w:id="9" w:name="_Toc194933524"/>
-      <w:r>
-        <w:rPr>
-          <w:lang w:val="en-US"/>
-        </w:rPr>
-        <w:t>Set simulation parameters:</w:t>
-      </w:r>
-      <w:bookmarkEnd w:id="9"/>
+        <w:t>Stability minimum iteration:</w:t>
+      </w:r>
+    </w:p>
+    <w:p>
+      <w:pPr>
+        <w:rPr>
+          <w:lang w:val="en-US"/>
+        </w:rPr>
+      </w:pPr>
+      <w:r>
+        <w:rPr>
+          <w:lang w:val="en-US"/>
+        </w:rPr>
+        <w:t>The minimum number of iterations that the simulation has to run before checking if the results are stabilizing.</w:t>
+      </w:r>
     </w:p>
     <w:p>
       <w:pPr>
@@ -1991,189 +2771,6 @@
         <w:rPr>
           <w:lang w:val="en-US"/>
         </w:rPr>
-        <w:t>Number of iterations</w:t>
-      </w:r>
-      <w:r>
-        <w:rPr>
-          <w:lang w:val="en-US"/>
-        </w:rPr>
-        <w:t>:</w:t>
-      </w:r>
-    </w:p>
-    <w:p>
-      <w:pPr>
-        <w:rPr>
-          <w:lang w:val="en-US"/>
-        </w:rPr>
-      </w:pPr>
-      <w:r>
-        <w:rPr>
-          <w:lang w:val="en-US"/>
-        </w:rPr>
-        <w:t>The number of iterations is the maximum number of iterations that the simulation is allowed to use. The simulation will, however, terminate earlier if the match probabilities are stabilizing. If the maximum number of iterations is reaches, a warning message will appear, indicating that the simulation might need more iterations to stabilize.</w:t>
-      </w:r>
-    </w:p>
-    <w:p>
-      <w:pPr>
-        <w:pStyle w:val="Heading4"/>
-        <w:rPr>
-          <w:lang w:val="en-US"/>
-        </w:rPr>
-      </w:pPr>
-      <w:r>
-        <w:rPr>
-          <w:lang w:val="en-US"/>
-        </w:rPr>
-        <w:t>Random seed:</w:t>
-      </w:r>
-    </w:p>
-    <w:p>
-      <w:pPr>
-        <w:rPr>
-          <w:lang w:val="en-US"/>
-        </w:rPr>
-      </w:pPr>
-      <w:r>
-        <w:rPr>
-          <w:lang w:val="en-US"/>
-        </w:rPr>
-        <w:t>Random seed is used to reproduce the same results when running the simulation multiple times. When you run the simulation again with the same settings and the same random seed, the exact same results should appear.</w:t>
-      </w:r>
-    </w:p>
-    <w:p>
-      <w:pPr>
-        <w:pStyle w:val="Heading4"/>
-        <w:rPr>
-          <w:lang w:val="en-US"/>
-        </w:rPr>
-      </w:pPr>
-      <w:r>
-        <w:rPr>
-          <w:lang w:val="en-US"/>
-        </w:rPr>
-        <w:t>Two-step mutation factor:</w:t>
-      </w:r>
-    </w:p>
-    <w:p>
-      <w:pPr>
-        <w:rPr>
-          <w:lang w:val="en-US"/>
-        </w:rPr>
-      </w:pPr>
-      <w:r>
-        <w:rPr>
-          <w:lang w:val="en-US"/>
-        </w:rPr>
-        <w:t xml:space="preserve">The two-step mutation factor is the factor by which the mutation rate is multiplied for two-step mutations. When this is set to 0, only single-step mutations are used in the simulation. If a two-step mutation is encountered in the pedigree (based on known haplotypes), the pedigree is considered impossible. For now, only two-step mutations are possible, multi-step mutations are not yet possible in this version of </w:t>
-      </w:r>
-      <w:proofErr w:type="spellStart"/>
-      <w:r>
-        <w:rPr>
-          <w:lang w:val="en-US"/>
-        </w:rPr>
-        <w:t>matchY</w:t>
-      </w:r>
-      <w:proofErr w:type="spellEnd"/>
-      <w:r>
-        <w:rPr>
-          <w:lang w:val="en-US"/>
-        </w:rPr>
-        <w:t>.</w:t>
-      </w:r>
-    </w:p>
-    <w:p>
-      <w:pPr>
-        <w:pStyle w:val="Heading4"/>
-        <w:rPr>
-          <w:lang w:val="en-US"/>
-        </w:rPr>
-      </w:pPr>
-      <w:r>
-        <w:rPr>
-          <w:lang w:val="en-US"/>
-        </w:rPr>
-        <w:t>Stability window:</w:t>
-      </w:r>
-    </w:p>
-    <w:p>
-      <w:pPr>
-        <w:rPr>
-          <w:lang w:val="en-US"/>
-        </w:rPr>
-      </w:pPr>
-      <w:r>
-        <w:rPr>
-          <w:lang w:val="en-US"/>
-        </w:rPr>
-        <w:t>The simulation will terminate earlier than the specified max number of iterations when the results stabilize over time. The stability window is the number of iterations the result need to be stable before terminating the simulation. When the model is invalid, it is likely that the simulation has reached a local optimum, and it is advised to increase the stability window.</w:t>
-      </w:r>
-    </w:p>
-    <w:p>
-      <w:pPr>
-        <w:pStyle w:val="Heading4"/>
-        <w:rPr>
-          <w:lang w:val="en-US"/>
-        </w:rPr>
-      </w:pPr>
-      <w:r>
-        <w:rPr>
-          <w:lang w:val="en-US"/>
-        </w:rPr>
-        <w:t>Stability threshold:</w:t>
-      </w:r>
-    </w:p>
-    <w:p>
-      <w:pPr>
-        <w:rPr>
-          <w:lang w:val="en-US"/>
-        </w:rPr>
-      </w:pPr>
-      <w:r>
-        <w:rPr>
-          <w:lang w:val="en-US"/>
-        </w:rPr>
-        <w:t>The stability threshold is the maximum allowed relative change between consecutive probabilities. When the model is invalid, it is advised to decrease the stability threshold.</w:t>
-      </w:r>
-    </w:p>
-    <w:p>
-      <w:pPr>
-        <w:pStyle w:val="Heading4"/>
-        <w:rPr>
-          <w:lang w:val="en-US"/>
-        </w:rPr>
-      </w:pPr>
-      <w:r>
-        <w:rPr>
-          <w:lang w:val="en-US"/>
-        </w:rPr>
-        <w:t>Stability minimum iteration:</w:t>
-      </w:r>
-    </w:p>
-    <w:p>
-      <w:pPr>
-        <w:rPr>
-          <w:lang w:val="en-US"/>
-        </w:rPr>
-      </w:pPr>
-      <w:r>
-        <w:rPr>
-          <w:lang w:val="en-US"/>
-        </w:rPr>
-        <w:t>The minimum number of iterations that the simulation has to run before checking if the results are stabilizing.</w:t>
-      </w:r>
-    </w:p>
-    <w:p>
-      <w:pPr>
-        <w:pStyle w:val="Heading4"/>
-        <w:rPr>
-          <w:lang w:val="en-US"/>
-        </w:rPr>
-      </w:pPr>
-      <w:r>
-        <w:rPr>
-          <w:lang w:val="en-US"/>
-        </w:rPr>
-        <w:lastRenderedPageBreak/>
         <w:t>Model validity:</w:t>
       </w:r>
     </w:p>
@@ -2216,7 +2813,7 @@
                     <pic:cNvPicPr/>
                   </pic:nvPicPr>
                   <pic:blipFill>
-                    <a:blip r:embed="rId9"/>
+                    <a:blip r:embed="rId13"/>
                     <a:stretch>
                       <a:fillRect/>
                     </a:stretch>
@@ -2257,6 +2854,7 @@
         <w:rPr>
           <w:lang w:val="en-US"/>
         </w:rPr>
+        <w:lastRenderedPageBreak/>
         <w:t xml:space="preserve">Click on </w:t>
       </w:r>
       <w:r>
@@ -2284,7 +2882,6 @@
         <w:rPr>
           <w:lang w:val="en-US"/>
         </w:rPr>
-        <w:lastRenderedPageBreak/>
         <w:t>You will see a progress bar indicating the progress of the different simulation steps.</w:t>
       </w:r>
       <w:r>
@@ -2354,7 +2951,7 @@
 </file>
 
 <file path=word/numbering.xml><?xml version="1.0" encoding="utf-8"?>
-<w:numbering xmlns:wpc="http://schemas.microsoft.com/office/word/2010/wordprocessingCanvas" xmlns:cx="http://schemas.microsoft.com/office/drawing/2014/chartex" xmlns:cx1="http://schemas.microsoft.com/office/drawing/2015/9/8/chartex" xmlns:cx2="http://schemas.microsoft.com/office/drawing/2015/10/21/chartex" xmlns:cx3="http://schemas.microsoft.com/office/drawing/2016/5/9/chartex" xmlns:cx4="http://schemas.microsoft.com/office/drawing/2016/5/10/chartex" xmlns:cx5="http://schemas.microsoft.com/office/drawing/2016/5/11/chartex" xmlns:cx6="http://schemas.microsoft.com/office/drawing/2016/5/12/chartex" xmlns:cx7="http://schemas.microsoft.com/office/drawing/2016/5/13/chartex" xmlns:cx8="http://schemas.microsoft.com/office/drawing/2016/5/14/chartex" xmlns:mc="http://schemas.openxmlformats.org/markup-compatibility/2006" xmlns:aink="http://schemas.microsoft.com/office/drawing/2016/ink" xmlns:am3d="http://schemas.microsoft.com/office/drawing/2017/model3d" xmlns:o="urn:schemas-microsoft-com:office:office" xmlns:oel="http://schemas.microsoft.com/office/2019/extlst" xmlns:r="http://schemas.openxmlformats.org/officeDocument/2006/relationships" xmlns:m="http://schemas.openxmlformats.org/officeDocument/2006/math" xmlns:v="urn:schemas-microsoft-com:vml" xmlns:wp14="http://schemas.microsoft.com/office/word/2010/wordprocessingDrawing" xmlns:wp="http://schemas.openxmlformats.org/drawingml/2006/wordprocessingDrawing" xmlns:w10="urn:schemas-microsoft-com:office:word" xmlns:w="http://schemas.openxmlformats.org/wordprocessingml/2006/main" xmlns:w14="http://schemas.microsoft.com/office/word/2010/wordml" xmlns:w15="http://schemas.microsoft.com/office/word/2012/wordml" xmlns:w16cex="http://schemas.microsoft.com/office/word/2018/wordml/cex" xmlns:w16cid="http://schemas.microsoft.com/office/word/2016/wordml/cid" xmlns:w16="http://schemas.microsoft.com/office/word/2018/wordml" xmlns:w16sdtdh="http://schemas.microsoft.com/office/word/2020/wordml/sdtdatahash" xmlns:w16se="http://schemas.microsoft.com/office/word/2015/wordml/symex" xmlns:wpg="http://schemas.microsoft.com/office/word/2010/wordprocessingGroup" xmlns:wpi="http://schemas.microsoft.com/office/word/2010/wordprocessingInk" xmlns:wne="http://schemas.microsoft.com/office/word/2006/wordml" xmlns:wps="http://schemas.microsoft.com/office/word/2010/wordprocessingShape" mc:Ignorable="w14 w15 w16se w16cid w16 w16cex w16sdtdh wp14">
+<w:numbering xmlns:wpc="http://schemas.microsoft.com/office/word/2010/wordprocessingCanvas" xmlns:cx="http://schemas.microsoft.com/office/drawing/2014/chartex" xmlns:cx1="http://schemas.microsoft.com/office/drawing/2015/9/8/chartex" xmlns:cx2="http://schemas.microsoft.com/office/drawing/2015/10/21/chartex" xmlns:cx3="http://schemas.microsoft.com/office/drawing/2016/5/9/chartex" xmlns:cx4="http://schemas.microsoft.com/office/drawing/2016/5/10/chartex" xmlns:cx5="http://schemas.microsoft.com/office/drawing/2016/5/11/chartex" xmlns:cx6="http://schemas.microsoft.com/office/drawing/2016/5/12/chartex" xmlns:cx7="http://schemas.microsoft.com/office/drawing/2016/5/13/chartex" xmlns:cx8="http://schemas.microsoft.com/office/drawing/2016/5/14/chartex" xmlns:mc="http://schemas.openxmlformats.org/markup-compatibility/2006" xmlns:aink="http://schemas.microsoft.com/office/drawing/2016/ink" xmlns:am3d="http://schemas.microsoft.com/office/drawing/2017/model3d" xmlns:o="urn:schemas-microsoft-com:office:office" xmlns:oel="http://schemas.microsoft.com/office/2019/extlst" xmlns:r="http://schemas.openxmlformats.org/officeDocument/2006/relationships" xmlns:m="http://schemas.openxmlformats.org/officeDocument/2006/math" xmlns:v="urn:schemas-microsoft-com:vml" xmlns:wp14="http://schemas.microsoft.com/office/word/2010/wordprocessingDrawing" xmlns:wp="http://schemas.openxmlformats.org/drawingml/2006/wordprocessingDrawing" xmlns:w10="urn:schemas-microsoft-com:office:word" xmlns:w="http://schemas.openxmlformats.org/wordprocessingml/2006/main" xmlns:w14="http://schemas.microsoft.com/office/word/2010/wordml" xmlns:w15="http://schemas.microsoft.com/office/word/2012/wordml" xmlns:w16cex="http://schemas.microsoft.com/office/word/2018/wordml/cex" xmlns:w16cid="http://schemas.microsoft.com/office/word/2016/wordml/cid" xmlns:w16="http://schemas.microsoft.com/office/word/2018/wordml" xmlns:w16du="http://schemas.microsoft.com/office/word/2023/wordml/word16du" xmlns:w16sdtdh="http://schemas.microsoft.com/office/word/2020/wordml/sdtdatahash" xmlns:w16sdtfl="http://schemas.microsoft.com/office/word/2024/wordml/sdtformatlock" xmlns:w16se="http://schemas.microsoft.com/office/word/2015/wordml/symex" xmlns:wpg="http://schemas.microsoft.com/office/word/2010/wordprocessingGroup" xmlns:wpi="http://schemas.microsoft.com/office/word/2010/wordprocessingInk" xmlns:wne="http://schemas.microsoft.com/office/word/2006/wordml" xmlns:wps="http://schemas.microsoft.com/office/word/2010/wordprocessingShape" mc:Ignorable="w14 w15 w16se w16cid w16 w16cex w16sdtdh w16sdtfl w16du wp14">
   <w:abstractNum w:abstractNumId="0" w15:restartNumberingAfterBreak="0">
     <w:nsid w:val="4D34055A"/>
     <w:multiLevelType w:val="hybridMultilevel"/>
@@ -2475,7 +3072,7 @@
 </file>
 
 <file path=word/styles.xml><?xml version="1.0" encoding="utf-8"?>
-<w:styles xmlns:mc="http://schemas.openxmlformats.org/markup-compatibility/2006" xmlns:r="http://schemas.openxmlformats.org/officeDocument/2006/relationships" xmlns:w="http://schemas.openxmlformats.org/wordprocessingml/2006/main" xmlns:w14="http://schemas.microsoft.com/office/word/2010/wordml" xmlns:w15="http://schemas.microsoft.com/office/word/2012/wordml" xmlns:w16cex="http://schemas.microsoft.com/office/word/2018/wordml/cex" xmlns:w16cid="http://schemas.microsoft.com/office/word/2016/wordml/cid" xmlns:w16="http://schemas.microsoft.com/office/word/2018/wordml" xmlns:w16sdtdh="http://schemas.microsoft.com/office/word/2020/wordml/sdtdatahash" xmlns:w16se="http://schemas.microsoft.com/office/word/2015/wordml/symex" mc:Ignorable="w14 w15 w16se w16cid w16 w16cex w16sdtdh">
+<w:styles xmlns:mc="http://schemas.openxmlformats.org/markup-compatibility/2006" xmlns:r="http://schemas.openxmlformats.org/officeDocument/2006/relationships" xmlns:w="http://schemas.openxmlformats.org/wordprocessingml/2006/main" xmlns:w14="http://schemas.microsoft.com/office/word/2010/wordml" xmlns:w15="http://schemas.microsoft.com/office/word/2012/wordml" xmlns:w16cex="http://schemas.microsoft.com/office/word/2018/wordml/cex" xmlns:w16cid="http://schemas.microsoft.com/office/word/2016/wordml/cid" xmlns:w16="http://schemas.microsoft.com/office/word/2018/wordml" xmlns:w16du="http://schemas.microsoft.com/office/word/2023/wordml/word16du" xmlns:w16sdtdh="http://schemas.microsoft.com/office/word/2020/wordml/sdtdatahash" xmlns:w16sdtfl="http://schemas.microsoft.com/office/word/2024/wordml/sdtformatlock" xmlns:w16se="http://schemas.microsoft.com/office/word/2015/wordml/symex" mc:Ignorable="w14 w15 w16se w16cid w16 w16cex w16sdtdh w16sdtfl w16du">
   <w:docDefaults>
     <w:rPrDefault>
       <w:rPr>
